--- a/reminders_14oct/6_Reminder1_Letter_Memo1729.docx
+++ b/reminders_14oct/6_Reminder1_Letter_Memo1729.docx
@@ -2,6 +2,46 @@
 <file path=word/document.xml><?xml version="1.0" encoding="utf-8"?>
 <w:document xmlns:wpc="http://schemas.microsoft.com/office/word/2010/wordprocessingCanvas" xmlns:mo="http://schemas.microsoft.com/office/mac/office/2008/main" xmlns:mc="http://schemas.openxmlformats.org/markup-compatibility/2006" xmlns:mv="urn:schemas-microsoft-com:mac:vml" xmlns:o="urn:schemas-microsoft-com:office:office" xmlns:r="http://schemas.openxmlformats.org/officeDocument/2006/relationships" xmlns:m="http://schemas.openxmlformats.org/officeDocument/2006/math" xmlns:v="urn:schemas-microsoft-com:vml" xmlns:wp14="http://schemas.microsoft.com/office/word/2010/wordprocessingDrawing" xmlns:wp="http://schemas.openxmlformats.org/drawingml/2006/wordprocessingDrawing" xmlns:w10="urn:schemas-microsoft-com:office:word" xmlns:w="http://schemas.openxmlformats.org/wordprocessingml/2006/main" xmlns:w14="http://schemas.microsoft.com/office/word/2010/wordml" xmlns:wpg="http://schemas.microsoft.com/office/word/2010/wordprocessingGroup" xmlns:wpi="http://schemas.microsoft.com/office/word/2010/wordprocessingInk" xmlns:wne="http://schemas.microsoft.com/office/word/2006/wordml" xmlns:wps="http://schemas.microsoft.com/office/word/2010/wordprocessingShape" mc:Ignorable="w14 wp14">
   <w:body>
+    <w:p>
+      <w:pPr>
+        <w:spacing w:before="0" w:after="0" w:line="240" w:lineRule="auto"/>
+        <w:jc w:val="center"/>
+      </w:pPr>
+      <w:r>
+        <w:drawing>
+          <wp:inline xmlns:a="http://schemas.openxmlformats.org/drawingml/2006/main" xmlns:pic="http://schemas.openxmlformats.org/drawingml/2006/picture">
+            <wp:extent cx="350306" cy="558000"/>
+            <wp:docPr id="1" name="Picture 1"/>
+            <wp:cNvGraphicFramePr>
+              <a:graphicFrameLocks noChangeAspect="1"/>
+            </wp:cNvGraphicFramePr>
+            <a:graphic>
+              <a:graphicData uri="http://schemas.openxmlformats.org/drawingml/2006/picture">
+                <pic:pic>
+                  <pic:nvPicPr>
+                    <pic:cNvPr id="0" name="ashoka_emblem.png"/>
+                    <pic:cNvPicPr/>
+                  </pic:nvPicPr>
+                  <pic:blipFill>
+                    <a:blip r:embed="rId9"/>
+                    <a:stretch>
+                      <a:fillRect/>
+                    </a:stretch>
+                  </pic:blipFill>
+                  <pic:spPr>
+                    <a:xfrm>
+                      <a:off x="0" y="0"/>
+                      <a:ext cx="350306" cy="558000"/>
+                    </a:xfrm>
+                    <a:prstGeom prst="rect"/>
+                  </pic:spPr>
+                </pic:pic>
+              </a:graphicData>
+            </a:graphic>
+          </wp:inline>
+        </w:drawing>
+      </w:r>
+    </w:p>
     <w:p>
       <w:pPr>
         <w:spacing w:before="0" w:after="0" w:lineRule="exact" w:line="320"/>

--- a/reminders_14oct/6_Reminder1_Letter_Memo1729.docx
+++ b/reminders_14oct/6_Reminder1_Letter_Memo1729.docx
@@ -7,6 +7,74 @@
         <w:spacing w:before="0" w:after="0" w:line="240" w:lineRule="auto"/>
         <w:jc w:val="center"/>
       </w:pPr>
+      <w:r>
+        <w:drawing>
+          <wp:anchor xmlns:a="http://schemas.openxmlformats.org/drawingml/2006/main" distT="0" distB="0" distL="114300" distR="114300" simplePos="0" relativeHeight="251658240" behindDoc="0" locked="0" layoutInCell="1" allowOverlap="1">
+            <wp:simplePos x="0" y="0"/>
+            <wp:positionH relativeFrom="page">
+              <wp:posOffset>5050000</wp:posOffset>
+            </wp:positionH>
+            <wp:positionV relativeFrom="page">
+              <wp:posOffset>220000</wp:posOffset>
+            </wp:positionV>
+            <wp:extent cx="2150000" cy="400000"/>
+            <wp:effectExtent l="25400" t="25400" r="63500" b="63500"/>
+            <wp:wrapNone/>
+            <wp:docPr id="50" name="ReminderMark"/>
+            <wp:cNvGraphicFramePr>
+              <a:graphicFrameLocks noChangeAspect="0"/>
+            </wp:cNvGraphicFramePr>
+            <a:graphic>
+              <a:graphicData uri="http://schemas.microsoft.com/office/word/2010/wordprocessingShape">
+                <wps:wsp>
+                  <wps:cNvSpPr txBox="1"/>
+                  <wps:spPr>
+                    <a:xfrm>
+                      <a:off x="0" y="0"/>
+                      <a:ext cx="2150000" cy="400000"/>
+                    </a:xfrm>
+                    <a:prstGeom prst="rect">
+                      <a:avLst/>
+                    </a:prstGeom>
+                    <a:noFill/>
+                    <a:ln>
+                      <a:noFill/>
+                    </a:ln>
+                  </wps:spPr>
+                  <wps:txbx>
+                    <w:txbxContent>
+                      <w:p>
+                        <w:pPr>
+                          <w:jc w:val="right"/>
+                          <w:spacing w:before="0" w:after="0"/>
+                        </w:pPr>
+                        <w:r>
+                          <w:rPr>
+                            <w:rFonts w:ascii="Bookman Old Style" w:hAnsi="Bookman Old Style" w:cs="Bookman Old Style" w:eastAsia="Bookman Old Style"/>
+                            <w:b/>
+                            <w:i/>
+                            <w:sz w:val="44"/>
+                            <w:szCs w:val="44"/>
+                            <w:color w:val="7A1020"/>
+                            <w14:textOutline w14:w="12700" w14:cap="rnd" w14:cmpd="sng" w14:algn="ctr">
+                              <w14:solidFill>
+                                <w14:srgbClr w14:val="7A1020"/>
+                              </w14:solidFill>
+                              <w14:prstDash w14:val="solid"/>
+                            </w14:textOutline>
+                          </w:rPr>
+                          <w:t>Reminder-1</w:t>
+                        </w:r>
+                      </w:p>
+                    </w:txbxContent>
+                  </wps:txbx>
+                  <wps:bodyPr wrap="none" lIns="0" tIns="0" rIns="0" bIns="0" rtlCol="0" anchor="ctr"/>
+                </wps:wsp>
+              </a:graphicData>
+            </a:graphic>
+          </wp:anchor>
+        </w:drawing>
+      </w:r>
       <w:r>
         <w:drawing>
           <wp:inline xmlns:a="http://schemas.openxmlformats.org/drawingml/2006/main" xmlns:pic="http://schemas.openxmlformats.org/drawingml/2006/picture">
@@ -279,7 +347,7 @@
           <w:color w:val="000000"/>
           <w:sz w:val="24"/>
         </w:rPr>
-        <w:t>It is observed that more than 15 (fifteen) days have elapsed since receipt of the said memo. As on 14.10.2026, no enquiry report has been received in this office in any of the 16 (sixteen) cases.</w:t>
+        <w:t>It is observed that more than 15 (fifteen) days have elapsed since receipt of the said memo. As on 14.10.2026, the enquiry report has been received only in 1 (one) case, namely Sl. No. 3 (Maya Kundu). No enquiry report has been received in the remaining 15 (fifteen) cases.</w:t>
       </w:r>
     </w:p>
     <w:p>
@@ -294,7 +362,7 @@
           <w:color w:val="000000"/>
           <w:sz w:val="24"/>
         </w:rPr>
-        <w:t>This being the FIRST REMINDER, you are requested to treat the matter as urgent and to submit the enquiry reports of all the 16 (sixteen) cases, in the prescribed format and with the enclosures asked for in the memo under reference, within 7 (seven) days from the date of receipt of this reminder.</w:t>
+        <w:t>This being the FIRST REMINDER, you are requested to treat the matter as urgent and to submit the enquiry reports of the remaining 15 (fifteen) cases, in the prescribed format and with the enclosures asked for in the memo under reference, within 7 (seven) days from the date of receipt of this reminder.</w:t>
       </w:r>
     </w:p>
     <w:p>
@@ -324,7 +392,7 @@
           <w:color w:val="000000"/>
           <w:sz w:val="24"/>
         </w:rPr>
-        <w:t>Enclo: List of 16 (sixteen) cases.</w:t>
+        <w:t>Enclo: List of 15 (fifteen) pending cases.</w:t>
       </w:r>
     </w:p>
     <w:p>
@@ -339,7 +407,22 @@
           <w:color w:val="000000"/>
           <w:sz w:val="24"/>
         </w:rPr>
-        <w:t>Sub-Divisional Officer,</w:t>
+        <w:t>Dr Dipanwita Patra, WBCS (Exe)</w:t>
+      </w:r>
+    </w:p>
+    <w:p>
+      <w:pPr>
+        <w:spacing w:before="0" w:after="0" w:lineRule="exact" w:line="320"/>
+        <w:jc w:val="right"/>
+      </w:pPr>
+      <w:r>
+        <w:rPr>
+          <w:rFonts w:ascii="Bookman Old Style" w:hAnsi="Bookman Old Style" w:cs="Bookman Old Style" w:eastAsia="Bookman Old Style"/>
+          <w:b/>
+          <w:color w:val="000000"/>
+          <w:sz w:val="24"/>
+        </w:rPr>
+        <w:t>Sub-Divisional Officer</w:t>
       </w:r>
     </w:p>
     <w:p>
@@ -354,7 +437,7 @@
           <w:color w:val="000000"/>
           <w:sz w:val="24"/>
         </w:rPr>
-        <w:t>Balurghat, Dakshin Dinajpur.</w:t>
+        <w:t>Balurghat, Dakshin Dinajpur</w:t>
       </w:r>
     </w:p>
     <w:p>
@@ -453,7 +536,7 @@
           <w:color w:val="000000"/>
           <w:sz w:val="24"/>
         </w:rPr>
-        <w:t>Sub-Divisional Officer,</w:t>
+        <w:t>Dr Dipanwita Patra, WBCS (Exe)</w:t>
       </w:r>
     </w:p>
     <w:p>
@@ -468,7 +551,22 @@
           <w:color w:val="000000"/>
           <w:sz w:val="24"/>
         </w:rPr>
-        <w:t>Balurghat, Dakshin Dinajpur.</w:t>
+        <w:t>Sub-Divisional Officer</w:t>
+      </w:r>
+    </w:p>
+    <w:p>
+      <w:pPr>
+        <w:spacing w:before="0" w:after="0" w:lineRule="exact" w:line="320"/>
+        <w:jc w:val="right"/>
+      </w:pPr>
+      <w:r>
+        <w:rPr>
+          <w:rFonts w:ascii="Bookman Old Style" w:hAnsi="Bookman Old Style" w:cs="Bookman Old Style" w:eastAsia="Bookman Old Style"/>
+          <w:b/>
+          <w:color w:val="000000"/>
+          <w:sz w:val="24"/>
+        </w:rPr>
+        <w:t>Balurghat, Dakshin Dinajpur</w:t>
       </w:r>
     </w:p>
     <w:p>
@@ -499,7 +597,7 @@
           <w:color w:val="000000"/>
           <w:sz w:val="24"/>
         </w:rPr>
-        <w:t>Annexure – List of 16 (sixteen) Legal Heir Enquiry Cases</w:t>
+        <w:t>Annexure – List of 15 (fifteen) Pending Legal Heir Enquiry Cases</w:t>
       </w:r>
     </w:p>
     <w:tbl>
@@ -774,92 +872,6 @@
                 <w:sz w:val="16"/>
               </w:rPr>
               <w:t>Powerhouse, Balurghat, 9800717686</w:t>
-            </w:r>
-          </w:p>
-        </w:tc>
-      </w:tr>
-      <w:tr>
-        <w:tc>
-          <w:tcPr>
-            <w:tcW w:type="dxa" w:w="907"/>
-          </w:tcPr>
-          <w:p>
-            <w:pPr>
-              <w:spacing w:before="20" w:after="20" w:line="240" w:lineRule="auto"/>
-              <w:jc w:val="center"/>
-            </w:pPr>
-            <w:r/>
-            <w:r>
-              <w:rPr>
-                <w:rFonts w:ascii="Bookman Old Style" w:hAnsi="Bookman Old Style" w:cs="Bookman Old Style" w:eastAsia="Bookman Old Style"/>
-                <w:b w:val="0"/>
-                <w:color w:val="000000"/>
-                <w:sz w:val="16"/>
-              </w:rPr>
-              <w:t>3</w:t>
-            </w:r>
-          </w:p>
-        </w:tc>
-        <w:tc>
-          <w:tcPr>
-            <w:tcW w:type="dxa" w:w="2948"/>
-          </w:tcPr>
-          <w:p>
-            <w:pPr>
-              <w:spacing w:before="20" w:after="20" w:line="240" w:lineRule="auto"/>
-              <w:jc w:val="left"/>
-            </w:pPr>
-            <w:r/>
-            <w:r>
-              <w:rPr>
-                <w:rFonts w:ascii="Bookman Old Style" w:hAnsi="Bookman Old Style" w:cs="Bookman Old Style" w:eastAsia="Bookman Old Style"/>
-                <w:b w:val="0"/>
-                <w:color w:val="000000"/>
-                <w:sz w:val="16"/>
-              </w:rPr>
-              <w:t>Maya Kundu</w:t>
-            </w:r>
-          </w:p>
-        </w:tc>
-        <w:tc>
-          <w:tcPr>
-            <w:tcW w:type="dxa" w:w="2948"/>
-          </w:tcPr>
-          <w:p>
-            <w:pPr>
-              <w:spacing w:before="20" w:after="20" w:line="240" w:lineRule="auto"/>
-              <w:jc w:val="left"/>
-            </w:pPr>
-            <w:r/>
-            <w:r>
-              <w:rPr>
-                <w:rFonts w:ascii="Bookman Old Style" w:hAnsi="Bookman Old Style" w:cs="Bookman Old Style" w:eastAsia="Bookman Old Style"/>
-                <w:b w:val="0"/>
-                <w:color w:val="000000"/>
-                <w:sz w:val="16"/>
-              </w:rPr>
-              <w:t>Malay Kumar Kundu</w:t>
-            </w:r>
-          </w:p>
-        </w:tc>
-        <w:tc>
-          <w:tcPr>
-            <w:tcW w:type="dxa" w:w="3061"/>
-          </w:tcPr>
-          <w:p>
-            <w:pPr>
-              <w:spacing w:before="20" w:after="20" w:line="240" w:lineRule="auto"/>
-              <w:jc w:val="left"/>
-            </w:pPr>
-            <w:r/>
-            <w:r>
-              <w:rPr>
-                <w:rFonts w:ascii="Bookman Old Style" w:hAnsi="Bookman Old Style" w:cs="Bookman Old Style" w:eastAsia="Bookman Old Style"/>
-                <w:b w:val="0"/>
-                <w:color w:val="000000"/>
-                <w:sz w:val="16"/>
-              </w:rPr>
-              <w:t>Balurghat, 9474141513</w:t>
             </w:r>
           </w:p>
         </w:tc>
@@ -1995,7 +2007,7 @@
           <w:color w:val="000000"/>
           <w:sz w:val="24"/>
         </w:rPr>
-        <w:t>Sub-Divisional Officer,</w:t>
+        <w:t>Dr Dipanwita Patra, WBCS (Exe)</w:t>
       </w:r>
     </w:p>
     <w:p>
@@ -2010,7 +2022,22 @@
           <w:color w:val="000000"/>
           <w:sz w:val="24"/>
         </w:rPr>
-        <w:t>Balurghat, Dakshin Dinajpur.</w:t>
+        <w:t>Sub-Divisional Officer</w:t>
+      </w:r>
+    </w:p>
+    <w:p>
+      <w:pPr>
+        <w:spacing w:before="0" w:after="0" w:lineRule="exact" w:line="320"/>
+        <w:jc w:val="right"/>
+      </w:pPr>
+      <w:r>
+        <w:rPr>
+          <w:rFonts w:ascii="Bookman Old Style" w:hAnsi="Bookman Old Style" w:cs="Bookman Old Style" w:eastAsia="Bookman Old Style"/>
+          <w:b/>
+          <w:color w:val="000000"/>
+          <w:sz w:val="24"/>
+        </w:rPr>
+        <w:t>Balurghat, Dakshin Dinajpur</w:t>
       </w:r>
     </w:p>
     <w:sectPr>
